--- a/법률/계약/공동사업 계약서.docx
+++ b/법률/계약/공동사업 계약서.docx
@@ -4,7 +4,7 @@
   <w:body>
     <w:p>
       <w:pPr>
-        <w:spacing w:after="37" w:before="0" w:line="312" w:lineRule="auto"/>
+        <w:spacing w:after="40" w:before="0" w:line="312" w:lineRule="auto"/>
         <w:jc w:val="center"/>
       </w:pPr>
       <w:r>
@@ -19,7 +19,7 @@
     </w:p>
     <w:p>
       <w:pPr>
-        <w:spacing w:after="92" w:before="0" w:line="312" w:lineRule="auto"/>
+        <w:spacing w:after="100" w:before="0" w:line="312" w:lineRule="auto"/>
         <w:jc w:val="left"/>
         <w:pBdr>
           <w:bottom w:val="single" w:sz="14" w:space="2" w:color="24384F"/>
@@ -35,7 +35,7 @@
     </w:p>
     <w:p>
       <w:pPr>
-        <w:spacing w:after="74" w:before="0" w:line="312" w:lineRule="auto"/>
+        <w:spacing w:after="80" w:before="0" w:line="312" w:lineRule="auto"/>
         <w:jc w:val="center"/>
       </w:pPr>
       <w:r>
@@ -49,7 +49,7 @@
     </w:p>
     <w:p>
       <w:pPr>
-        <w:spacing w:after="37" w:before="74" w:line="312" w:lineRule="auto"/>
+        <w:spacing w:after="40" w:before="80" w:line="312" w:lineRule="auto"/>
         <w:jc w:val="left"/>
         <w:pBdr>
           <w:bottom w:val="single" w:sz="6" w:space="2" w:color="C9D2DD"/>
@@ -90,7 +90,7 @@
       </w:tblGrid>
       <w:tr>
         <w:trPr>
-          <w:trHeight w:val="417" w:hRule="atLeast"/>
+          <w:trHeight w:val="453" w:hRule="atLeast"/>
         </w:trPr>
         <w:tc>
           <w:tcPr>
@@ -205,7 +205,7 @@
       </w:tr>
       <w:tr>
         <w:trPr>
-          <w:trHeight w:val="417" w:hRule="atLeast"/>
+          <w:trHeight w:val="453" w:hRule="atLeast"/>
         </w:trPr>
         <w:tc>
           <w:tcPr>
@@ -266,7 +266,7 @@
       </w:tr>
       <w:tr>
         <w:trPr>
-          <w:trHeight w:val="417" w:hRule="atLeast"/>
+          <w:trHeight w:val="453" w:hRule="atLeast"/>
         </w:trPr>
         <w:tc>
           <w:tcPr>
@@ -327,7 +327,7 @@
       </w:tr>
       <w:tr>
         <w:trPr>
-          <w:trHeight w:val="417" w:hRule="atLeast"/>
+          <w:trHeight w:val="453" w:hRule="atLeast"/>
         </w:trPr>
         <w:tc>
           <w:tcPr>
@@ -443,7 +443,7 @@
     </w:tbl>
     <w:p>
       <w:pPr>
-        <w:spacing w:after="37" w:before="0" w:line="312" w:lineRule="auto"/>
+        <w:spacing w:after="40" w:before="0" w:line="312" w:lineRule="auto"/>
         <w:jc w:val="left"/>
       </w:pPr>
       <w:r>
@@ -456,7 +456,7 @@
     </w:p>
     <w:p>
       <w:pPr>
-        <w:spacing w:after="37" w:before="74" w:line="312" w:lineRule="auto"/>
+        <w:spacing w:after="40" w:before="80" w:line="312" w:lineRule="auto"/>
         <w:jc w:val="left"/>
         <w:pBdr>
           <w:bottom w:val="single" w:sz="6" w:space="2" w:color="C9D2DD"/>
@@ -500,7 +500,7 @@
       </w:tblGrid>
       <w:tr>
         <w:trPr>
-          <w:trHeight w:val="417" w:hRule="atLeast"/>
+          <w:trHeight w:val="453" w:hRule="atLeast"/>
         </w:trPr>
         <w:tc>
           <w:tcPr>
@@ -708,7 +708,7 @@
       </w:tr>
       <w:tr>
         <w:trPr>
-          <w:trHeight w:val="417" w:hRule="atLeast"/>
+          <w:trHeight w:val="453" w:hRule="atLeast"/>
         </w:trPr>
         <w:tc>
           <w:tcPr>
@@ -724,7 +724,7 @@
           <w:p>
             <w:pPr>
               <w:spacing w:after="0" w:line="312" w:lineRule="auto"/>
-              <w:jc w:val="left"/>
+              <w:jc w:val="center"/>
             </w:pPr>
             <w:r/>
             <w:r>
@@ -750,7 +750,7 @@
           <w:p>
             <w:pPr>
               <w:spacing w:after="0" w:line="312" w:lineRule="auto"/>
-              <w:jc w:val="left"/>
+              <w:jc w:val="center"/>
             </w:pPr>
             <w:r/>
             <w:r>
@@ -776,7 +776,7 @@
           <w:p>
             <w:pPr>
               <w:spacing w:after="0" w:line="312" w:lineRule="auto"/>
-              <w:jc w:val="left"/>
+              <w:jc w:val="center"/>
             </w:pPr>
             <w:r/>
             <w:r>
@@ -802,7 +802,7 @@
           <w:p>
             <w:pPr>
               <w:spacing w:after="0" w:line="312" w:lineRule="auto"/>
-              <w:jc w:val="left"/>
+              <w:jc w:val="center"/>
             </w:pPr>
             <w:r/>
             <w:r>
@@ -828,7 +828,7 @@
           <w:p>
             <w:pPr>
               <w:spacing w:after="0" w:line="312" w:lineRule="auto"/>
-              <w:jc w:val="left"/>
+              <w:jc w:val="center"/>
             </w:pPr>
             <w:r/>
             <w:r>
@@ -854,7 +854,7 @@
           <w:p>
             <w:pPr>
               <w:spacing w:after="0" w:line="312" w:lineRule="auto"/>
-              <w:jc w:val="left"/>
+              <w:jc w:val="center"/>
             </w:pPr>
             <w:r/>
             <w:r>
@@ -880,7 +880,7 @@
           <w:p>
             <w:pPr>
               <w:spacing w:after="0" w:line="312" w:lineRule="auto"/>
-              <w:jc w:val="left"/>
+              <w:jc w:val="center"/>
             </w:pPr>
             <w:r/>
             <w:r>
@@ -895,7 +895,7 @@
       </w:tr>
       <w:tr>
         <w:trPr>
-          <w:trHeight w:val="417" w:hRule="atLeast"/>
+          <w:trHeight w:val="453" w:hRule="atLeast"/>
         </w:trPr>
         <w:tc>
           <w:tcPr>
@@ -911,7 +911,7 @@
           <w:p>
             <w:pPr>
               <w:spacing w:after="0" w:line="312" w:lineRule="auto"/>
-              <w:jc w:val="left"/>
+              <w:jc w:val="center"/>
             </w:pPr>
             <w:r/>
             <w:r>
@@ -937,7 +937,7 @@
           <w:p>
             <w:pPr>
               <w:spacing w:after="0" w:line="312" w:lineRule="auto"/>
-              <w:jc w:val="left"/>
+              <w:jc w:val="center"/>
             </w:pPr>
             <w:r/>
             <w:r>
@@ -963,7 +963,7 @@
           <w:p>
             <w:pPr>
               <w:spacing w:after="0" w:line="312" w:lineRule="auto"/>
-              <w:jc w:val="left"/>
+              <w:jc w:val="center"/>
             </w:pPr>
             <w:r/>
             <w:r>
@@ -989,7 +989,7 @@
           <w:p>
             <w:pPr>
               <w:spacing w:after="0" w:line="312" w:lineRule="auto"/>
-              <w:jc w:val="left"/>
+              <w:jc w:val="center"/>
             </w:pPr>
             <w:r/>
             <w:r>
@@ -1015,7 +1015,7 @@
           <w:p>
             <w:pPr>
               <w:spacing w:after="0" w:line="312" w:lineRule="auto"/>
-              <w:jc w:val="left"/>
+              <w:jc w:val="center"/>
             </w:pPr>
             <w:r/>
             <w:r>
@@ -1041,7 +1041,7 @@
           <w:p>
             <w:pPr>
               <w:spacing w:after="0" w:line="312" w:lineRule="auto"/>
-              <w:jc w:val="left"/>
+              <w:jc w:val="center"/>
             </w:pPr>
             <w:r/>
             <w:r>
@@ -1067,7 +1067,7 @@
           <w:p>
             <w:pPr>
               <w:spacing w:after="0" w:line="312" w:lineRule="auto"/>
-              <w:jc w:val="left"/>
+              <w:jc w:val="center"/>
             </w:pPr>
             <w:r/>
             <w:r>
@@ -1082,7 +1082,7 @@
       </w:tr>
       <w:tr>
         <w:trPr>
-          <w:trHeight w:val="417" w:hRule="atLeast"/>
+          <w:trHeight w:val="453" w:hRule="atLeast"/>
         </w:trPr>
         <w:tc>
           <w:tcPr>
@@ -1098,7 +1098,7 @@
           <w:p>
             <w:pPr>
               <w:spacing w:after="0" w:line="312" w:lineRule="auto"/>
-              <w:jc w:val="left"/>
+              <w:jc w:val="center"/>
             </w:pPr>
             <w:r/>
             <w:r>
@@ -1124,7 +1124,7 @@
           <w:p>
             <w:pPr>
               <w:spacing w:after="0" w:line="312" w:lineRule="auto"/>
-              <w:jc w:val="left"/>
+              <w:jc w:val="center"/>
             </w:pPr>
             <w:r/>
             <w:r>
@@ -1150,7 +1150,7 @@
           <w:p>
             <w:pPr>
               <w:spacing w:after="0" w:line="312" w:lineRule="auto"/>
-              <w:jc w:val="left"/>
+              <w:jc w:val="center"/>
             </w:pPr>
             <w:r/>
             <w:r>
@@ -1176,7 +1176,7 @@
           <w:p>
             <w:pPr>
               <w:spacing w:after="0" w:line="312" w:lineRule="auto"/>
-              <w:jc w:val="left"/>
+              <w:jc w:val="center"/>
             </w:pPr>
             <w:r/>
             <w:r>
@@ -1202,7 +1202,7 @@
           <w:p>
             <w:pPr>
               <w:spacing w:after="0" w:line="312" w:lineRule="auto"/>
-              <w:jc w:val="left"/>
+              <w:jc w:val="center"/>
             </w:pPr>
             <w:r/>
             <w:r>
@@ -1228,7 +1228,7 @@
           <w:p>
             <w:pPr>
               <w:spacing w:after="0" w:line="312" w:lineRule="auto"/>
-              <w:jc w:val="left"/>
+              <w:jc w:val="center"/>
             </w:pPr>
             <w:r/>
             <w:r>
@@ -1254,7 +1254,7 @@
           <w:p>
             <w:pPr>
               <w:spacing w:after="0" w:line="312" w:lineRule="auto"/>
-              <w:jc w:val="left"/>
+              <w:jc w:val="center"/>
             </w:pPr>
             <w:r/>
             <w:r>
@@ -1269,7 +1269,7 @@
       </w:tr>
       <w:tr>
         <w:trPr>
-          <w:trHeight w:val="417" w:hRule="atLeast"/>
+          <w:trHeight w:val="453" w:hRule="atLeast"/>
         </w:trPr>
         <w:tc>
           <w:tcPr>
@@ -1285,7 +1285,7 @@
           <w:p>
             <w:pPr>
               <w:spacing w:after="0" w:line="312" w:lineRule="auto"/>
-              <w:jc w:val="left"/>
+              <w:jc w:val="center"/>
             </w:pPr>
             <w:r/>
             <w:r>
@@ -1311,7 +1311,7 @@
           <w:p>
             <w:pPr>
               <w:spacing w:after="0" w:line="312" w:lineRule="auto"/>
-              <w:jc w:val="left"/>
+              <w:jc w:val="center"/>
             </w:pPr>
             <w:r/>
             <w:r>
@@ -1337,7 +1337,7 @@
           <w:p>
             <w:pPr>
               <w:spacing w:after="0" w:line="312" w:lineRule="auto"/>
-              <w:jc w:val="left"/>
+              <w:jc w:val="center"/>
             </w:pPr>
             <w:r/>
             <w:r>
@@ -1363,7 +1363,7 @@
           <w:p>
             <w:pPr>
               <w:spacing w:after="0" w:line="312" w:lineRule="auto"/>
-              <w:jc w:val="left"/>
+              <w:jc w:val="center"/>
             </w:pPr>
             <w:r/>
             <w:r>
@@ -1389,7 +1389,7 @@
           <w:p>
             <w:pPr>
               <w:spacing w:after="0" w:line="312" w:lineRule="auto"/>
-              <w:jc w:val="left"/>
+              <w:jc w:val="center"/>
             </w:pPr>
             <w:r/>
             <w:r>
@@ -1415,7 +1415,7 @@
           <w:p>
             <w:pPr>
               <w:spacing w:after="0" w:line="312" w:lineRule="auto"/>
-              <w:jc w:val="left"/>
+              <w:jc w:val="center"/>
             </w:pPr>
             <w:r/>
             <w:r>
@@ -1441,7 +1441,7 @@
           <w:p>
             <w:pPr>
               <w:spacing w:after="0" w:line="312" w:lineRule="auto"/>
-              <w:jc w:val="left"/>
+              <w:jc w:val="center"/>
             </w:pPr>
             <w:r/>
             <w:r>
@@ -1456,7 +1456,7 @@
       </w:tr>
       <w:tr>
         <w:trPr>
-          <w:trHeight w:val="417" w:hRule="atLeast"/>
+          <w:trHeight w:val="453" w:hRule="atLeast"/>
         </w:trPr>
         <w:tc>
           <w:tcPr>
@@ -1472,7 +1472,7 @@
           <w:p>
             <w:pPr>
               <w:spacing w:after="0" w:line="312" w:lineRule="auto"/>
-              <w:jc w:val="left"/>
+              <w:jc w:val="center"/>
             </w:pPr>
             <w:r/>
             <w:r>
@@ -1498,7 +1498,7 @@
           <w:p>
             <w:pPr>
               <w:spacing w:after="0" w:line="312" w:lineRule="auto"/>
-              <w:jc w:val="left"/>
+              <w:jc w:val="center"/>
             </w:pPr>
             <w:r/>
             <w:r>
@@ -1524,7 +1524,7 @@
           <w:p>
             <w:pPr>
               <w:spacing w:after="0" w:line="312" w:lineRule="auto"/>
-              <w:jc w:val="left"/>
+              <w:jc w:val="center"/>
             </w:pPr>
             <w:r/>
             <w:r>
@@ -1550,7 +1550,7 @@
           <w:p>
             <w:pPr>
               <w:spacing w:after="0" w:line="312" w:lineRule="auto"/>
-              <w:jc w:val="left"/>
+              <w:jc w:val="center"/>
             </w:pPr>
             <w:r/>
             <w:r>
@@ -1576,7 +1576,7 @@
           <w:p>
             <w:pPr>
               <w:spacing w:after="0" w:line="312" w:lineRule="auto"/>
-              <w:jc w:val="left"/>
+              <w:jc w:val="center"/>
             </w:pPr>
             <w:r/>
             <w:r>
@@ -1602,7 +1602,7 @@
           <w:p>
             <w:pPr>
               <w:spacing w:after="0" w:line="312" w:lineRule="auto"/>
-              <w:jc w:val="left"/>
+              <w:jc w:val="center"/>
             </w:pPr>
             <w:r/>
             <w:r>
@@ -1628,7 +1628,7 @@
           <w:p>
             <w:pPr>
               <w:spacing w:after="0" w:line="312" w:lineRule="auto"/>
-              <w:jc w:val="left"/>
+              <w:jc w:val="center"/>
             </w:pPr>
             <w:r/>
             <w:r>
@@ -1644,7 +1644,7 @@
     </w:tbl>
     <w:p>
       <w:pPr>
-        <w:spacing w:after="37" w:before="0" w:line="312" w:lineRule="auto"/>
+        <w:spacing w:after="40" w:before="0" w:line="312" w:lineRule="auto"/>
         <w:jc w:val="left"/>
       </w:pPr>
       <w:r>
@@ -1657,7 +1657,7 @@
     </w:p>
     <w:p>
       <w:pPr>
-        <w:spacing w:after="37" w:before="92" w:line="312" w:lineRule="auto"/>
+        <w:spacing w:after="40" w:before="100" w:line="312" w:lineRule="auto"/>
         <w:jc w:val="left"/>
       </w:pPr>
       <w:r>
@@ -1671,7 +1671,7 @@
     </w:p>
     <w:p>
       <w:pPr>
-        <w:spacing w:after="37" w:before="0" w:line="312" w:lineRule="auto"/>
+        <w:spacing w:after="40" w:before="0" w:line="312" w:lineRule="auto"/>
         <w:ind w:left="170"/>
         <w:jc w:val="both"/>
       </w:pPr>
@@ -1686,7 +1686,7 @@
     </w:p>
     <w:p>
       <w:pPr>
-        <w:spacing w:after="37" w:before="92" w:line="312" w:lineRule="auto"/>
+        <w:spacing w:after="40" w:before="100" w:line="312" w:lineRule="auto"/>
         <w:jc w:val="left"/>
       </w:pPr>
       <w:r>
@@ -1700,7 +1700,7 @@
     </w:p>
     <w:p>
       <w:pPr>
-        <w:spacing w:after="37" w:before="0" w:line="312" w:lineRule="auto"/>
+        <w:spacing w:after="40" w:before="0" w:line="312" w:lineRule="auto"/>
         <w:ind w:left="170"/>
         <w:jc w:val="both"/>
       </w:pPr>
@@ -1715,7 +1715,7 @@
     </w:p>
     <w:p>
       <w:pPr>
-        <w:spacing w:after="37" w:before="0" w:line="312" w:lineRule="auto"/>
+        <w:spacing w:after="40" w:before="0" w:line="312" w:lineRule="auto"/>
         <w:ind w:left="170"/>
         <w:jc w:val="both"/>
       </w:pPr>
@@ -1730,7 +1730,7 @@
     </w:p>
     <w:p>
       <w:pPr>
-        <w:spacing w:after="37" w:before="0" w:line="312" w:lineRule="auto"/>
+        <w:spacing w:after="40" w:before="0" w:line="312" w:lineRule="auto"/>
         <w:ind w:left="170"/>
         <w:jc w:val="both"/>
       </w:pPr>
@@ -1745,7 +1745,7 @@
     </w:p>
     <w:p>
       <w:pPr>
-        <w:spacing w:after="37" w:before="92" w:line="312" w:lineRule="auto"/>
+        <w:spacing w:after="40" w:before="100" w:line="312" w:lineRule="auto"/>
         <w:jc w:val="left"/>
       </w:pPr>
       <w:r>
@@ -1759,7 +1759,7 @@
     </w:p>
     <w:p>
       <w:pPr>
-        <w:spacing w:after="37" w:before="0" w:line="312" w:lineRule="auto"/>
+        <w:spacing w:after="40" w:before="0" w:line="312" w:lineRule="auto"/>
         <w:ind w:left="170"/>
         <w:jc w:val="both"/>
       </w:pPr>
@@ -1774,7 +1774,7 @@
     </w:p>
     <w:p>
       <w:pPr>
-        <w:spacing w:after="37" w:before="0" w:line="312" w:lineRule="auto"/>
+        <w:spacing w:after="40" w:before="0" w:line="312" w:lineRule="auto"/>
         <w:ind w:left="170"/>
         <w:jc w:val="both"/>
       </w:pPr>
@@ -1789,7 +1789,7 @@
     </w:p>
     <w:p>
       <w:pPr>
-        <w:spacing w:after="37" w:before="0" w:line="312" w:lineRule="auto"/>
+        <w:spacing w:after="40" w:before="0" w:line="312" w:lineRule="auto"/>
         <w:ind w:left="170"/>
         <w:jc w:val="both"/>
       </w:pPr>
@@ -1809,7 +1809,7 @@
     </w:p>
     <w:p>
       <w:pPr>
-        <w:spacing w:after="37" w:before="92" w:line="312" w:lineRule="auto"/>
+        <w:spacing w:after="40" w:before="100" w:line="312" w:lineRule="auto"/>
         <w:jc w:val="left"/>
       </w:pPr>
       <w:r>
@@ -1823,7 +1823,7 @@
     </w:p>
     <w:p>
       <w:pPr>
-        <w:spacing w:after="37" w:before="0" w:line="312" w:lineRule="auto"/>
+        <w:spacing w:after="40" w:before="0" w:line="312" w:lineRule="auto"/>
         <w:ind w:left="170"/>
         <w:jc w:val="both"/>
       </w:pPr>
@@ -1838,7 +1838,7 @@
     </w:p>
     <w:p>
       <w:pPr>
-        <w:spacing w:after="37" w:before="0" w:line="312" w:lineRule="auto"/>
+        <w:spacing w:after="40" w:before="0" w:line="312" w:lineRule="auto"/>
         <w:ind w:left="170"/>
         <w:jc w:val="both"/>
       </w:pPr>
@@ -1853,7 +1853,7 @@
     </w:p>
     <w:p>
       <w:pPr>
-        <w:spacing w:after="37" w:before="92" w:line="312" w:lineRule="auto"/>
+        <w:spacing w:after="40" w:before="100" w:line="312" w:lineRule="auto"/>
         <w:jc w:val="left"/>
       </w:pPr>
       <w:r>
@@ -1867,7 +1867,7 @@
     </w:p>
     <w:p>
       <w:pPr>
-        <w:spacing w:after="37" w:before="0" w:line="312" w:lineRule="auto"/>
+        <w:spacing w:after="40" w:before="0" w:line="312" w:lineRule="auto"/>
         <w:ind w:left="170"/>
         <w:jc w:val="both"/>
       </w:pPr>
@@ -1882,7 +1882,7 @@
     </w:p>
     <w:p>
       <w:pPr>
-        <w:spacing w:after="37" w:before="0" w:line="312" w:lineRule="auto"/>
+        <w:spacing w:after="40" w:before="0" w:line="312" w:lineRule="auto"/>
         <w:ind w:left="170"/>
         <w:jc w:val="both"/>
       </w:pPr>
@@ -1897,7 +1897,7 @@
     </w:p>
     <w:p>
       <w:pPr>
-        <w:spacing w:after="37" w:before="92" w:line="312" w:lineRule="auto"/>
+        <w:spacing w:after="40" w:before="100" w:line="312" w:lineRule="auto"/>
         <w:jc w:val="left"/>
       </w:pPr>
       <w:r>
@@ -1911,7 +1911,7 @@
     </w:p>
     <w:p>
       <w:pPr>
-        <w:spacing w:after="37" w:before="0" w:line="312" w:lineRule="auto"/>
+        <w:spacing w:after="40" w:before="0" w:line="312" w:lineRule="auto"/>
         <w:ind w:left="170"/>
         <w:jc w:val="both"/>
       </w:pPr>
@@ -1926,7 +1926,7 @@
     </w:p>
     <w:p>
       <w:pPr>
-        <w:spacing w:after="37" w:before="0" w:line="312" w:lineRule="auto"/>
+        <w:spacing w:after="40" w:before="0" w:line="312" w:lineRule="auto"/>
         <w:ind w:left="170"/>
         <w:jc w:val="both"/>
       </w:pPr>
@@ -1941,7 +1941,7 @@
     </w:p>
     <w:p>
       <w:pPr>
-        <w:spacing w:after="37" w:before="92" w:line="312" w:lineRule="auto"/>
+        <w:spacing w:after="40" w:before="100" w:line="312" w:lineRule="auto"/>
         <w:jc w:val="left"/>
       </w:pPr>
       <w:r>
@@ -1955,7 +1955,7 @@
     </w:p>
     <w:p>
       <w:pPr>
-        <w:spacing w:after="37" w:before="0" w:line="312" w:lineRule="auto"/>
+        <w:spacing w:after="40" w:before="0" w:line="312" w:lineRule="auto"/>
         <w:ind w:left="170"/>
         <w:jc w:val="both"/>
       </w:pPr>
@@ -1970,7 +1970,7 @@
     </w:p>
     <w:p>
       <w:pPr>
-        <w:spacing w:after="37" w:before="0" w:line="312" w:lineRule="auto"/>
+        <w:spacing w:after="40" w:before="0" w:line="312" w:lineRule="auto"/>
         <w:ind w:left="170"/>
         <w:jc w:val="both"/>
       </w:pPr>
@@ -1985,7 +1985,7 @@
     </w:p>
     <w:p>
       <w:pPr>
-        <w:spacing w:after="37" w:before="92" w:line="312" w:lineRule="auto"/>
+        <w:spacing w:after="40" w:before="100" w:line="312" w:lineRule="auto"/>
         <w:jc w:val="left"/>
       </w:pPr>
       <w:r>
@@ -1999,7 +1999,7 @@
     </w:p>
     <w:p>
       <w:pPr>
-        <w:spacing w:after="37" w:before="0" w:line="312" w:lineRule="auto"/>
+        <w:spacing w:after="40" w:before="0" w:line="312" w:lineRule="auto"/>
         <w:ind w:left="170"/>
         <w:jc w:val="both"/>
       </w:pPr>
@@ -2014,7 +2014,7 @@
     </w:p>
     <w:p>
       <w:pPr>
-        <w:spacing w:after="37" w:before="0" w:line="312" w:lineRule="auto"/>
+        <w:spacing w:after="40" w:before="0" w:line="312" w:lineRule="auto"/>
         <w:ind w:left="170"/>
         <w:jc w:val="both"/>
       </w:pPr>
@@ -2029,7 +2029,7 @@
     </w:p>
     <w:p>
       <w:pPr>
-        <w:spacing w:after="37" w:before="0" w:line="312" w:lineRule="auto"/>
+        <w:spacing w:after="40" w:before="0" w:line="312" w:lineRule="auto"/>
         <w:jc w:val="left"/>
       </w:pPr>
       <w:r>
@@ -2055,7 +2055,7 @@
       </w:tblGrid>
       <w:tr>
         <w:trPr>
-          <w:trHeight w:val="1356" w:hRule="atLeast"/>
+          <w:trHeight w:val="1474" w:hRule="atLeast"/>
         </w:trPr>
         <w:tc>
           <w:tcPr>
@@ -2078,7 +2078,7 @@
               <w:rPr>
                 <w:rFonts w:ascii="Malgun Gothic" w:hAnsi="Malgun Gothic" w:eastAsia="Malgun Gothic" w:cs="Malgun Gothic"/>
                 <w:b w:val="0"/>
-                <w:sz w:val="20"/>
+                <w:sz w:val="19"/>
               </w:rPr>
             </w:r>
           </w:p>
@@ -2087,7 +2087,7 @@
     </w:tbl>
     <w:p>
       <w:pPr>
-        <w:spacing w:after="37" w:before="0" w:line="312" w:lineRule="auto"/>
+        <w:spacing w:after="40" w:before="0" w:line="312" w:lineRule="auto"/>
         <w:jc w:val="left"/>
       </w:pPr>
       <w:r>
@@ -2100,7 +2100,7 @@
     </w:p>
     <w:p>
       <w:pPr>
-        <w:spacing w:after="37" w:before="74" w:line="312" w:lineRule="auto"/>
+        <w:spacing w:after="40" w:before="80" w:line="312" w:lineRule="auto"/>
         <w:jc w:val="left"/>
         <w:pBdr>
           <w:bottom w:val="single" w:sz="6" w:space="2" w:color="C9D2DD"/>
@@ -2142,7 +2142,7 @@
       </w:tblGrid>
       <w:tr>
         <w:trPr>
-          <w:trHeight w:val="469" w:hRule="atLeast"/>
+          <w:trHeight w:val="510" w:hRule="atLeast"/>
         </w:trPr>
         <w:tc>
           <w:tcPr>
@@ -2282,7 +2282,7 @@
       </w:tr>
       <w:tr>
         <w:trPr>
-          <w:trHeight w:val="469" w:hRule="atLeast"/>
+          <w:trHeight w:val="510" w:hRule="atLeast"/>
         </w:trPr>
         <w:tc>
           <w:tcPr>
@@ -2419,7 +2419,7 @@
       </w:tr>
       <w:tr>
         <w:trPr>
-          <w:trHeight w:val="469" w:hRule="atLeast"/>
+          <w:trHeight w:val="510" w:hRule="atLeast"/>
         </w:trPr>
         <w:tc>
           <w:tcPr>
@@ -2559,7 +2559,7 @@
       </w:tr>
       <w:tr>
         <w:trPr>
-          <w:trHeight w:val="469" w:hRule="atLeast"/>
+          <w:trHeight w:val="510" w:hRule="atLeast"/>
         </w:trPr>
         <w:tc>
           <w:tcPr>
@@ -2696,7 +2696,7 @@
       </w:tr>
       <w:tr>
         <w:trPr>
-          <w:trHeight w:val="469" w:hRule="atLeast"/>
+          <w:trHeight w:val="510" w:hRule="atLeast"/>
         </w:trPr>
         <w:tc>
           <w:tcPr>
@@ -2836,7 +2836,7 @@
       </w:tr>
       <w:tr>
         <w:trPr>
-          <w:trHeight w:val="469" w:hRule="atLeast"/>
+          <w:trHeight w:val="510" w:hRule="atLeast"/>
         </w:trPr>
         <w:tc>
           <w:tcPr>
@@ -2974,7 +2974,7 @@
     </w:tbl>
     <w:p>
       <w:pPr>
-        <w:spacing w:after="37" w:before="0" w:line="312" w:lineRule="auto"/>
+        <w:spacing w:after="40" w:before="0" w:line="312" w:lineRule="auto"/>
         <w:jc w:val="left"/>
       </w:pPr>
       <w:r>
@@ -2987,7 +2987,7 @@
     </w:p>
     <w:p>
       <w:pPr>
-        <w:spacing w:after="74" w:before="74" w:line="312" w:lineRule="auto"/>
+        <w:spacing w:after="80" w:before="80" w:line="312" w:lineRule="auto"/>
         <w:jc w:val="center"/>
       </w:pPr>
       <w:r>
@@ -3001,7 +3001,7 @@
     </w:p>
     <w:p>
       <w:pPr>
-        <w:spacing w:after="74" w:before="0" w:line="312" w:lineRule="auto"/>
+        <w:spacing w:after="80" w:before="0" w:line="312" w:lineRule="auto"/>
         <w:jc w:val="right"/>
       </w:pPr>
       <w:r>
@@ -3015,7 +3015,7 @@
     </w:p>
     <w:p>
       <w:pPr>
-        <w:spacing w:after="74" w:before="0" w:line="312" w:lineRule="auto"/>
+        <w:spacing w:after="80" w:before="0" w:line="312" w:lineRule="auto"/>
         <w:jc w:val="right"/>
       </w:pPr>
       <w:r>
@@ -3029,7 +3029,7 @@
     </w:p>
     <w:p>
       <w:pPr>
-        <w:spacing w:after="74" w:before="0" w:line="312" w:lineRule="auto"/>
+        <w:spacing w:after="80" w:before="0" w:line="312" w:lineRule="auto"/>
         <w:jc w:val="right"/>
       </w:pPr>
       <w:r>
@@ -3043,7 +3043,7 @@
     </w:p>
     <w:p>
       <w:pPr>
-        <w:spacing w:after="0" w:before="55" w:line="312" w:lineRule="auto"/>
+        <w:spacing w:after="0" w:before="60" w:line="312" w:lineRule="auto"/>
         <w:jc w:val="left"/>
       </w:pPr>
       <w:r>
